--- a/Especificaciones_Modulos/FLUJO MODULO 4.docx
+++ b/Especificaciones_Modulos/FLUJO MODULO 4.docx
@@ -1,6 +1,6 @@
 
 <file path=word/document.xml><?xml version="1.0" encoding="utf-8"?>
-<w:document xmlns:wpc="http://schemas.microsoft.com/office/word/2010/wordprocessingCanvas" xmlns:cx="http://schemas.microsoft.com/office/drawing/2014/chartex" xmlns:cx1="http://schemas.microsoft.com/office/drawing/2015/9/8/chartex" xmlns:cx2="http://schemas.microsoft.com/office/drawing/2015/10/21/chartex" xmlns:cx3="http://schemas.microsoft.com/office/drawing/2016/5/9/chartex" xmlns:cx4="http://schemas.microsoft.com/office/drawing/2016/5/10/chartex" xmlns:cx5="http://schemas.microsoft.com/office/drawing/2016/5/11/chartex" xmlns:cx6="http://schemas.microsoft.com/office/drawing/2016/5/12/chartex" xmlns:cx7="http://schemas.microsoft.com/office/drawing/2016/5/13/chartex" xmlns:cx8="http://schemas.microsoft.com/office/drawing/2016/5/14/chartex" xmlns:mc="http://schemas.openxmlformats.org/markup-compatibility/2006" xmlns:aink="http://schemas.microsoft.com/office/drawing/2016/ink" xmlns:am3d="http://schemas.microsoft.com/office/drawing/2017/model3d" xmlns:o="urn:schemas-microsoft-com:office:office" xmlns:oel="http://schemas.microsoft.com/office/2019/extlst" xmlns:r="http://schemas.openxmlformats.org/officeDocument/2006/relationships" xmlns:m="http://schemas.openxmlformats.org/officeDocument/2006/math" xmlns:v="urn:schemas-microsoft-com:vml" xmlns:wp14="http://schemas.microsoft.com/office/word/2010/wordprocessingDrawing" xmlns:wp="http://schemas.openxmlformats.org/drawingml/2006/wordprocessingDrawing" xmlns:w10="urn:schemas-microsoft-com:office:word" xmlns:w="http://schemas.openxmlformats.org/wordprocessingml/2006/main" xmlns:w14="http://schemas.microsoft.com/office/word/2010/wordml" xmlns:w15="http://schemas.microsoft.com/office/word/2012/wordml" xmlns:w16cex="http://schemas.microsoft.com/office/word/2018/wordml/cex" xmlns:w16cid="http://schemas.microsoft.com/office/word/2016/wordml/cid" xmlns:w16="http://schemas.microsoft.com/office/word/2018/wordml" xmlns:w16du="http://schemas.microsoft.com/office/word/2023/wordml/word16du" xmlns:w16sdtdh="http://schemas.microsoft.com/office/word/2020/wordml/sdtdatahash" xmlns:w16sdtfl="http://schemas.microsoft.com/office/word/2024/wordml/sdtformatlock" xmlns:w16se="http://schemas.microsoft.com/office/word/2015/wordml/symex" xmlns:wpg="http://schemas.microsoft.com/office/word/2010/wordprocessingGroup" xmlns:wpi="http://schemas.microsoft.com/office/word/2010/wordprocessingInk" xmlns:wne="http://schemas.microsoft.com/office/word/2006/wordml" xmlns:wps="http://schemas.microsoft.com/office/word/2010/wordprocessingShape" mc:Ignorable="w14 w15 w16se w16cid w16 w16cex w16sdtdh w16sdtfl w16du wp14">
+<w:document xmlns:wpc="http://schemas.microsoft.com/office/word/2010/wordprocessingCanvas" xmlns:cx="http://schemas.microsoft.com/office/drawing/2014/chartex" xmlns:cx1="http://schemas.microsoft.com/office/drawing/2015/9/8/chartex" xmlns:cx2="http://schemas.microsoft.com/office/drawing/2015/10/21/chartex" xmlns:cx3="http://schemas.microsoft.com/office/drawing/2016/5/9/chartex" xmlns:cx4="http://schemas.microsoft.com/office/drawing/2016/5/10/chartex" xmlns:cx5="http://schemas.microsoft.com/office/drawing/2016/5/11/chartex" xmlns:cx6="http://schemas.microsoft.com/office/drawing/2016/5/12/chartex" xmlns:cx7="http://schemas.microsoft.com/office/drawing/2016/5/13/chartex" xmlns:cx8="http://schemas.microsoft.com/office/drawing/2016/5/14/chartex" xmlns:mc="http://schemas.openxmlformats.org/markup-compatibility/2006" xmlns:aink="http://schemas.microsoft.com/office/drawing/2016/ink" xmlns:am3d="http://schemas.microsoft.com/office/drawing/2017/model3d" xmlns:o="urn:schemas-microsoft-com:office:office" xmlns:r="http://schemas.openxmlformats.org/officeDocument/2006/relationships" xmlns:m="http://schemas.openxmlformats.org/officeDocument/2006/math" xmlns:v="urn:schemas-microsoft-com:vml" xmlns:wp14="http://schemas.microsoft.com/office/word/2010/wordprocessingDrawing" xmlns:wp="http://schemas.openxmlformats.org/drawingml/2006/wordprocessingDrawing" xmlns:w10="urn:schemas-microsoft-com:office:word" xmlns:w="http://schemas.openxmlformats.org/wordprocessingml/2006/main" xmlns:w14="http://schemas.microsoft.com/office/word/2010/wordml" xmlns:w15="http://schemas.microsoft.com/office/word/2012/wordml" xmlns:w16cex="http://schemas.microsoft.com/office/word/2018/wordml/cex" xmlns:w16cid="http://schemas.microsoft.com/office/word/2016/wordml/cid" xmlns:w16="http://schemas.microsoft.com/office/word/2018/wordml" xmlns:w16sdtdh="http://schemas.microsoft.com/office/word/2020/wordml/sdtdatahash" xmlns:w16se="http://schemas.microsoft.com/office/word/2015/wordml/symex" xmlns:wpg="http://schemas.microsoft.com/office/word/2010/wordprocessingGroup" xmlns:wpi="http://schemas.microsoft.com/office/word/2010/wordprocessingInk" xmlns:wne="http://schemas.microsoft.com/office/word/2006/wordml" xmlns:wps="http://schemas.microsoft.com/office/word/2010/wordprocessingShape" mc:Ignorable="w14 w15 w16se w16cid w16 w16cex w16sdtdh wp14">
   <w:body>
     <w:p>
       <w:pPr>
@@ -283,7 +283,15 @@
           <w:bCs/>
           <w:lang w:val="es-ES"/>
         </w:rPr>
-        <w:t>Sistema SAMR.</w:t>
+        <w:t>Sistema SA</w:t>
+      </w:r>
+      <w:r>
+        <w:rPr>
+          <w:b/>
+          <w:bCs/>
+          <w:lang w:val="es-ES"/>
+        </w:rPr>
+        <w:t>MR.</w:t>
       </w:r>
     </w:p>
     <w:p>
@@ -449,7 +457,13 @@
         <w:rPr>
           <w:lang w:val="es-ES"/>
         </w:rPr>
-        <w:t xml:space="preserve">El </w:t>
+        <w:t>El</w:t>
+      </w:r>
+      <w:r>
+        <w:rPr>
+          <w:lang w:val="es-ES"/>
+        </w:rPr>
+        <w:t xml:space="preserve"> </w:t>
       </w:r>
       <w:r>
         <w:rPr>
@@ -499,57 +513,51 @@
       </w:pPr>
       <w:r>
         <w:rPr>
-          <w:lang w:val="es-ES"/>
-        </w:rPr>
-        <w:t xml:space="preserve">Si en cambio el </w:t>
-      </w:r>
-      <w:r>
-        <w:rPr>
-          <w:b/>
-          <w:bCs/>
-          <w:lang w:val="es-ES"/>
-        </w:rPr>
-        <w:t>Personal Médico</w:t>
-      </w:r>
-      <w:r>
-        <w:rPr>
-          <w:lang w:val="es-ES"/>
-        </w:rPr>
-        <w:t xml:space="preserve"> determina que la condición del</w:t>
-      </w:r>
-      <w:r>
-        <w:rPr>
-          <w:b/>
-          <w:bCs/>
-          <w:lang w:val="es-ES"/>
-        </w:rPr>
-        <w:t xml:space="preserve"> Paciente</w:t>
-      </w:r>
-      <w:r>
-        <w:rPr>
-          <w:lang w:val="es-ES"/>
-        </w:rPr>
-        <w:t xml:space="preserve"> es crítica, el </w:t>
-      </w:r>
-      <w:r>
-        <w:rPr>
-          <w:b/>
-          <w:bCs/>
-          <w:lang w:val="es-ES"/>
-        </w:rPr>
-        <w:t xml:space="preserve">Sistema SAMR </w:t>
-      </w:r>
-      <w:r>
-        <w:rPr>
-          <w:lang w:val="es-ES"/>
-        </w:rPr>
-        <w:t>activa la derivación a emergencia presencial.</w:t>
-      </w:r>
-    </w:p>
-    <w:p>
-      <w:pPr>
-        <w:rPr>
-          <w:lang w:val="es-ES"/>
+          <w:lang w:val="es-EC"/>
+        </w:rPr>
+        <w:t xml:space="preserve">Si el </w:t>
+      </w:r>
+      <w:r>
+        <w:rPr>
+          <w:b/>
+          <w:bCs/>
+          <w:lang w:val="es-EC"/>
+        </w:rPr>
+        <w:t>P</w:t>
+      </w:r>
+      <w:r>
+        <w:rPr>
+          <w:b/>
+          <w:bCs/>
+          <w:lang w:val="es-EC"/>
+        </w:rPr>
+        <w:t>aciente</w:t>
+      </w:r>
+      <w:r>
+        <w:rPr>
+          <w:lang w:val="es-EC"/>
+        </w:rPr>
+        <w:t xml:space="preserve"> presenta signos críticos, el </w:t>
+      </w:r>
+      <w:r>
+        <w:rPr>
+          <w:b/>
+          <w:bCs/>
+          <w:lang w:val="es-EC"/>
+        </w:rPr>
+        <w:t>Sistema SMAR</w:t>
+      </w:r>
+      <w:r>
+        <w:rPr>
+          <w:lang w:val="es-EC"/>
+        </w:rPr>
+        <w:t xml:space="preserve"> activa de manera inmediata la derivación a un servicio de emergencia presencial.</w:t>
+      </w:r>
+    </w:p>
+    <w:p>
+      <w:pPr>
+        <w:rPr>
+          <w:lang w:val="es-EC"/>
         </w:rPr>
       </w:pPr>
     </w:p>
@@ -575,7 +583,15 @@
           <w:bCs/>
           <w:lang w:val="es-ES"/>
         </w:rPr>
-        <w:t xml:space="preserve">Sistema SAMR </w:t>
+        <w:t>Sistem</w:t>
+      </w:r>
+      <w:r>
+        <w:rPr>
+          <w:b/>
+          <w:bCs/>
+          <w:lang w:val="es-ES"/>
+        </w:rPr>
+        <w:t xml:space="preserve">a SAMR </w:t>
       </w:r>
       <w:r>
         <w:rPr>
@@ -666,6 +682,7 @@
     </w:p>
     <w:p>
       <w:pPr>
+        <w:pStyle w:val="Prrafodelista"/>
         <w:rPr>
           <w:lang w:val="es-ES"/>
         </w:rPr>
@@ -683,7 +700,7 @@
       </w:pPr>
       <w:r>
         <w:rPr>
-          <w:lang w:val="es-ES"/>
+          <w:lang w:val="es-EC"/>
         </w:rPr>
         <w:t xml:space="preserve">El </w:t>
       </w:r>
@@ -691,6 +708,58 @@
         <w:rPr>
           <w:b/>
           <w:bCs/>
+          <w:lang w:val="es-EC"/>
+        </w:rPr>
+        <w:t>Paciente</w:t>
+      </w:r>
+      <w:r>
+        <w:rPr>
+          <w:lang w:val="es-EC"/>
+        </w:rPr>
+        <w:t xml:space="preserve"> es recibido y atendido presencialmente por el Consorcio Médico en coordinación con el Sistema de Emergencias, tras la derivación realizada por el </w:t>
+      </w:r>
+      <w:r>
+        <w:rPr>
+          <w:b/>
+          <w:bCs/>
+          <w:lang w:val="es-EC"/>
+        </w:rPr>
+        <w:t>Sistema SMAR</w:t>
+      </w:r>
+      <w:r>
+        <w:rPr>
+          <w:lang w:val="es-EC"/>
+        </w:rPr>
+        <w:t>.</w:t>
+      </w:r>
+    </w:p>
+    <w:p>
+      <w:pPr>
+        <w:rPr>
+          <w:lang w:val="es-ES"/>
+        </w:rPr>
+      </w:pPr>
+    </w:p>
+    <w:p>
+      <w:pPr>
+        <w:numPr>
+          <w:ilvl w:val="0"/>
+          <w:numId w:val="1"/>
+        </w:numPr>
+        <w:rPr>
+          <w:lang w:val="es-ES"/>
+        </w:rPr>
+      </w:pPr>
+      <w:r>
+        <w:rPr>
+          <w:lang w:val="es-ES"/>
+        </w:rPr>
+        <w:t xml:space="preserve">El </w:t>
+      </w:r>
+      <w:r>
+        <w:rPr>
+          <w:b/>
+          <w:bCs/>
           <w:lang w:val="es-ES"/>
         </w:rPr>
         <w:t>Sistema SAMR</w:t>
@@ -699,7 +768,13 @@
         <w:rPr>
           <w:lang w:val="es-ES"/>
         </w:rPr>
-        <w:t xml:space="preserve"> registra el resultado de la </w:t>
+        <w:t xml:space="preserve"> registra el resultad</w:t>
+      </w:r>
+      <w:r>
+        <w:rPr>
+          <w:lang w:val="es-ES"/>
+        </w:rPr>
+        <w:t xml:space="preserve">o de la </w:t>
       </w:r>
       <w:proofErr w:type="spellStart"/>
       <w:r>
@@ -747,7 +822,7 @@
 </file>
 
 <file path=word/numbering.xml><?xml version="1.0" encoding="utf-8"?>
-<w:numbering xmlns:wpc="http://schemas.microsoft.com/office/word/2010/wordprocessingCanvas" xmlns:cx="http://schemas.microsoft.com/office/drawing/2014/chartex" xmlns:cx1="http://schemas.microsoft.com/office/drawing/2015/9/8/chartex" xmlns:cx2="http://schemas.microsoft.com/office/drawing/2015/10/21/chartex" xmlns:cx3="http://schemas.microsoft.com/office/drawing/2016/5/9/chartex" xmlns:cx4="http://schemas.microsoft.com/office/drawing/2016/5/10/chartex" xmlns:cx5="http://schemas.microsoft.com/office/drawing/2016/5/11/chartex" xmlns:cx6="http://schemas.microsoft.com/office/drawing/2016/5/12/chartex" xmlns:cx7="http://schemas.microsoft.com/office/drawing/2016/5/13/chartex" xmlns:cx8="http://schemas.microsoft.com/office/drawing/2016/5/14/chartex" xmlns:mc="http://schemas.openxmlformats.org/markup-compatibility/2006" xmlns:aink="http://schemas.microsoft.com/office/drawing/2016/ink" xmlns:am3d="http://schemas.microsoft.com/office/drawing/2017/model3d" xmlns:o="urn:schemas-microsoft-com:office:office" xmlns:oel="http://schemas.microsoft.com/office/2019/extlst" xmlns:r="http://schemas.openxmlformats.org/officeDocument/2006/relationships" xmlns:m="http://schemas.openxmlformats.org/officeDocument/2006/math" xmlns:v="urn:schemas-microsoft-com:vml" xmlns:wp14="http://schemas.microsoft.com/office/word/2010/wordprocessingDrawing" xmlns:wp="http://schemas.openxmlformats.org/drawingml/2006/wordprocessingDrawing" xmlns:w10="urn:schemas-microsoft-com:office:word" xmlns:w="http://schemas.openxmlformats.org/wordprocessingml/2006/main" xmlns:w14="http://schemas.microsoft.com/office/word/2010/wordml" xmlns:w15="http://schemas.microsoft.com/office/word/2012/wordml" xmlns:w16cex="http://schemas.microsoft.com/office/word/2018/wordml/cex" xmlns:w16cid="http://schemas.microsoft.com/office/word/2016/wordml/cid" xmlns:w16="http://schemas.microsoft.com/office/word/2018/wordml" xmlns:w16du="http://schemas.microsoft.com/office/word/2023/wordml/word16du" xmlns:w16sdtdh="http://schemas.microsoft.com/office/word/2020/wordml/sdtdatahash" xmlns:w16sdtfl="http://schemas.microsoft.com/office/word/2024/wordml/sdtformatlock" xmlns:w16se="http://schemas.microsoft.com/office/word/2015/wordml/symex" xmlns:wpg="http://schemas.microsoft.com/office/word/2010/wordprocessingGroup" xmlns:wpi="http://schemas.microsoft.com/office/word/2010/wordprocessingInk" xmlns:wne="http://schemas.microsoft.com/office/word/2006/wordml" xmlns:wps="http://schemas.microsoft.com/office/word/2010/wordprocessingShape" mc:Ignorable="w14 w15 w16se w16cid w16 w16cex w16sdtdh w16sdtfl w16du wp14">
+<w:numbering xmlns:wpc="http://schemas.microsoft.com/office/word/2010/wordprocessingCanvas" xmlns:cx="http://schemas.microsoft.com/office/drawing/2014/chartex" xmlns:cx1="http://schemas.microsoft.com/office/drawing/2015/9/8/chartex" xmlns:cx2="http://schemas.microsoft.com/office/drawing/2015/10/21/chartex" xmlns:cx3="http://schemas.microsoft.com/office/drawing/2016/5/9/chartex" xmlns:cx4="http://schemas.microsoft.com/office/drawing/2016/5/10/chartex" xmlns:cx5="http://schemas.microsoft.com/office/drawing/2016/5/11/chartex" xmlns:cx6="http://schemas.microsoft.com/office/drawing/2016/5/12/chartex" xmlns:cx7="http://schemas.microsoft.com/office/drawing/2016/5/13/chartex" xmlns:cx8="http://schemas.microsoft.com/office/drawing/2016/5/14/chartex" xmlns:mc="http://schemas.openxmlformats.org/markup-compatibility/2006" xmlns:aink="http://schemas.microsoft.com/office/drawing/2016/ink" xmlns:am3d="http://schemas.microsoft.com/office/drawing/2017/model3d" xmlns:o="urn:schemas-microsoft-com:office:office" xmlns:r="http://schemas.openxmlformats.org/officeDocument/2006/relationships" xmlns:m="http://schemas.openxmlformats.org/officeDocument/2006/math" xmlns:v="urn:schemas-microsoft-com:vml" xmlns:wp14="http://schemas.microsoft.com/office/word/2010/wordprocessingDrawing" xmlns:wp="http://schemas.openxmlformats.org/drawingml/2006/wordprocessingDrawing" xmlns:w10="urn:schemas-microsoft-com:office:word" xmlns:w="http://schemas.openxmlformats.org/wordprocessingml/2006/main" xmlns:w14="http://schemas.microsoft.com/office/word/2010/wordml" xmlns:w15="http://schemas.microsoft.com/office/word/2012/wordml" xmlns:w16cex="http://schemas.microsoft.com/office/word/2018/wordml/cex" xmlns:w16cid="http://schemas.microsoft.com/office/word/2016/wordml/cid" xmlns:w16="http://schemas.microsoft.com/office/word/2018/wordml" xmlns:w16sdtdh="http://schemas.microsoft.com/office/word/2020/wordml/sdtdatahash" xmlns:w16se="http://schemas.microsoft.com/office/word/2015/wordml/symex" xmlns:wpg="http://schemas.microsoft.com/office/word/2010/wordprocessingGroup" xmlns:wpi="http://schemas.microsoft.com/office/word/2010/wordprocessingInk" xmlns:wne="http://schemas.microsoft.com/office/word/2006/wordml" xmlns:wps="http://schemas.microsoft.com/office/word/2010/wordprocessingShape" mc:Ignorable="w14 w15 w16se w16cid w16 w16cex w16sdtdh wp14">
   <w:abstractNum w:abstractNumId="0" w15:restartNumberingAfterBreak="0">
     <w:nsid w:val="96C28EBA"/>
     <w:multiLevelType w:val="singleLevel"/>
@@ -768,14 +843,14 @@
       </w:rPr>
     </w:lvl>
   </w:abstractNum>
-  <w:num w:numId="1" w16cid:durableId="1236359244">
+  <w:num w:numId="1">
     <w:abstractNumId w:val="0"/>
   </w:num>
 </w:numbering>
 </file>
 
 <file path=word/styles.xml><?xml version="1.0" encoding="utf-8"?>
-<w:styles xmlns:mc="http://schemas.openxmlformats.org/markup-compatibility/2006" xmlns:r="http://schemas.openxmlformats.org/officeDocument/2006/relationships" xmlns:w="http://schemas.openxmlformats.org/wordprocessingml/2006/main" xmlns:w14="http://schemas.microsoft.com/office/word/2010/wordml" xmlns:w15="http://schemas.microsoft.com/office/word/2012/wordml" xmlns:w16cex="http://schemas.microsoft.com/office/word/2018/wordml/cex" xmlns:w16cid="http://schemas.microsoft.com/office/word/2016/wordml/cid" xmlns:w16="http://schemas.microsoft.com/office/word/2018/wordml" xmlns:w16du="http://schemas.microsoft.com/office/word/2023/wordml/word16du" xmlns:w16sdtdh="http://schemas.microsoft.com/office/word/2020/wordml/sdtdatahash" xmlns:w16sdtfl="http://schemas.microsoft.com/office/word/2024/wordml/sdtformatlock" xmlns:w16se="http://schemas.microsoft.com/office/word/2015/wordml/symex" mc:Ignorable="w14 w15 w16se w16cid w16 w16cex w16sdtdh w16sdtfl w16du">
+<w:styles xmlns:mc="http://schemas.openxmlformats.org/markup-compatibility/2006" xmlns:r="http://schemas.openxmlformats.org/officeDocument/2006/relationships" xmlns:w="http://schemas.openxmlformats.org/wordprocessingml/2006/main" xmlns:w14="http://schemas.microsoft.com/office/word/2010/wordml" xmlns:w15="http://schemas.microsoft.com/office/word/2012/wordml" xmlns:w16cex="http://schemas.microsoft.com/office/word/2018/wordml/cex" xmlns:w16cid="http://schemas.microsoft.com/office/word/2016/wordml/cid" xmlns:w16="http://schemas.microsoft.com/office/word/2018/wordml" xmlns:w16sdtdh="http://schemas.microsoft.com/office/word/2020/wordml/sdtdatahash" xmlns:w16se="http://schemas.microsoft.com/office/word/2015/wordml/symex" mc:Ignorable="w14 w15 w16se w16cid w16 w16cex w16sdtdh">
   <w:docDefaults>
     <w:rPrDefault>
       <w:rPr>
@@ -1108,6 +1183,18 @@
     <w:semiHidden/>
     <w:unhideWhenUsed/>
   </w:style>
+  <w:style w:type="paragraph" w:styleId="Prrafodelista">
+    <w:name w:val="List Paragraph"/>
+    <w:basedOn w:val="Normal"/>
+    <w:uiPriority w:val="99"/>
+    <w:semiHidden/>
+    <w:unhideWhenUsed/>
+    <w:rsid w:val="004765E0"/>
+    <w:pPr>
+      <w:ind w:left="720"/>
+      <w:contextualSpacing/>
+    </w:pPr>
+  </w:style>
 </w:styles>
 </file>
 
